--- a/backend/templates/default.docx
+++ b/backend/templates/default.docx
@@ -682,7 +682,7 @@
         <w:rPr>
           <w:sz w:val="16"/>
         </w:rPr>
-        <w:t>Generated by Meeting System on {{ generated_on }} - reviewed and approved by the meeting owner.</w:t>
+        <w:t>Generated by Kairos on {{ generated_on }} - reviewed and approved by the meeting owner.</w:t>
       </w:r>
     </w:p>
     <w:sectPr>
